--- a/GovTech/singapore-elections-live-map.docx
+++ b/GovTech/singapore-elections-live-map.docx
@@ -2236,7 +2236,7 @@
         <w:pStyle w:val="Compact"/>
       </w:pPr>
       <w:r>
-        <w:t xml:space="preserve">D1 ⭐ Service DD — viewer + ops blueprint (who watches, who operates the feed), trust &amp; neutrality mandate</w:t>
+        <w:t xml:space="preserve">D1 ⭐ Features DD — viewer + ops blueprint (who watches, who operates the feed), trust &amp; neutrality mandate</w:t>
       </w:r>
     </w:p>
     <w:p>
@@ -2284,7 +2284,7 @@
         <w:pStyle w:val="Compact"/>
       </w:pPr>
       <w:r>
-        <w:t xml:space="preserve">TU1 ⭐ UI Standards &amp; Wireframe Baseline — the D5 conventions and wireframes are assessed in this review (one flow map serves both)</w:t>
+        <w:t xml:space="preserve">U1 ⭐ (UI/UX) UI Standards &amp; Wireframe Baseline — the D5 conventions and wireframes are assessed in this review (one flow map serves both)</w:t>
       </w:r>
     </w:p>
     <w:p>
@@ -2359,7 +2359,7 @@
         <w:pStyle w:val="Compact"/>
       </w:pPr>
       <w:r>
-        <w:t xml:space="preserve">TU1 ⭐ Functional UI &amp; Usability — GovTech screens: viewer map home · constituency drill-down · party comparison · ops/feed dashboard · settings · help; both roles navigable unaided</w:t>
+        <w:t xml:space="preserve">U1 ⭐ (UI/UX) Functional UI &amp; Usability — GovTech screens: viewer map home · constituency drill-down · party comparison · ops/feed dashboard · settings · help; both roles navigable unaided</w:t>
       </w:r>
     </w:p>
     <w:p>

--- a/GovTech/singapore-elections-live-map.docx
+++ b/GovTech/singapore-elections-live-map.docx
@@ -2278,18 +2278,6 @@
     <w:p>
       <w:pPr>
         <w:numPr>
-          <w:ilvl w:val="1"/>
-          <w:numId w:val="1019"/>
-        </w:numPr>
-        <w:pStyle w:val="Compact"/>
-      </w:pPr>
-      <w:r>
-        <w:t xml:space="preserve">U1 ⭐ (UI/UX) UI Standards &amp; Wireframe Baseline — the D5 conventions and wireframes are assessed in this review (one flow map serves both)</w:t>
-      </w:r>
-    </w:p>
-    <w:p>
-      <w:pPr>
-        <w:numPr>
           <w:ilvl w:val="0"/>
           <w:numId w:val="1018"/>
         </w:numPr>
@@ -2311,7 +2299,7 @@
         <w:pStyle w:val="Compact"/>
       </w:pPr>
       <w:r>
-        <w:t xml:space="preserve">D1 ⭐ UX validation + final polished UI</w:t>
+        <w:t xml:space="preserve">D1 ⭐ Features Design Iteration &amp; Showcase Readiness</w:t>
       </w:r>
     </w:p>
     <w:p>
@@ -2353,18 +2341,6 @@
     <w:p>
       <w:pPr>
         <w:numPr>
-          <w:ilvl w:val="1"/>
-          <w:numId w:val="1020"/>
-        </w:numPr>
-        <w:pStyle w:val="Compact"/>
-      </w:pPr>
-      <w:r>
-        <w:t xml:space="preserve">U1 ⭐ (UI/UX) Functional UI &amp; Usability — GovTech screens: viewer map home · constituency drill-down · party comparison · ops/feed dashboard · settings · help; both roles navigable unaided</w:t>
-      </w:r>
-    </w:p>
-    <w:p>
-      <w:pPr>
-        <w:numPr>
           <w:ilvl w:val="0"/>
           <w:numId w:val="1018"/>
         </w:numPr>
@@ -2374,6 +2350,72 @@
         <w:rPr>
           <w:b/>
         </w:rPr>
+        <w:t xml:space="preserve">UI/UX M1:</w:t>
+      </w:r>
+    </w:p>
+    <w:p>
+      <w:pPr>
+        <w:numPr>
+          <w:ilvl w:val="1"/>
+          <w:numId w:val="1021"/>
+        </w:numPr>
+        <w:pStyle w:val="Compact"/>
+      </w:pPr>
+      <w:r>
+        <w:t xml:space="preserve">U1 ⭐ UI Standards &amp; Wireframe Baseline — the D5 conventions and wireframes are assessed in this review (one flow map serves both)</w:t>
+      </w:r>
+    </w:p>
+    <w:p>
+      <w:pPr>
+        <w:numPr>
+          <w:ilvl w:val="0"/>
+          <w:numId w:val="1018"/>
+        </w:numPr>
+        <w:pStyle w:val="Compact"/>
+      </w:pPr>
+      <w:r>
+        <w:rPr>
+          <w:b/>
+        </w:rPr>
+        <w:t xml:space="preserve">UI/UX M2:</w:t>
+      </w:r>
+    </w:p>
+    <w:p>
+      <w:pPr>
+        <w:numPr>
+          <w:ilvl w:val="1"/>
+          <w:numId w:val="1022"/>
+        </w:numPr>
+        <w:pStyle w:val="Compact"/>
+      </w:pPr>
+      <w:r>
+        <w:t xml:space="preserve">U2 ⭐ UX Validation &amp; Final Polished UI — UX validation + final polished UI</w:t>
+      </w:r>
+    </w:p>
+    <w:p>
+      <w:pPr>
+        <w:numPr>
+          <w:ilvl w:val="1"/>
+          <w:numId w:val="1022"/>
+        </w:numPr>
+        <w:pStyle w:val="Compact"/>
+      </w:pPr>
+      <w:r>
+        <w:t xml:space="preserve">U1 ⭐ Functional UI &amp; Usability — GovTech screens: viewer map home · constituency drill-down · party comparison · ops/feed dashboard · settings · help; both roles navigable unaided</w:t>
+      </w:r>
+    </w:p>
+    <w:p>
+      <w:pPr>
+        <w:numPr>
+          <w:ilvl w:val="0"/>
+          <w:numId w:val="1018"/>
+        </w:numPr>
+        <w:pStyle w:val="Compact"/>
+      </w:pPr>
+      <w:r>
+        <w:rPr>
+          <w:b/>
+        </w:rPr>
         <w:t xml:space="preserve">Art:</w:t>
       </w:r>
       <w:r>
@@ -2402,7 +2444,7 @@
       <w:pPr>
         <w:numPr>
           <w:ilvl w:val="1"/>
-          <w:numId w:val="1021"/>
+          <w:numId w:val="1023"/>
         </w:numPr>
         <w:pStyle w:val="Compact"/>
       </w:pPr>
@@ -2429,7 +2471,7 @@
       <w:pPr>
         <w:numPr>
           <w:ilvl w:val="1"/>
-          <w:numId w:val="1022"/>
+          <w:numId w:val="1024"/>
         </w:numPr>
         <w:pStyle w:val="Compact"/>
       </w:pPr>
@@ -2441,7 +2483,7 @@
       <w:pPr>
         <w:numPr>
           <w:ilvl w:val="1"/>
-          <w:numId w:val="1022"/>
+          <w:numId w:val="1024"/>
         </w:numPr>
         <w:pStyle w:val="Compact"/>
       </w:pPr>
@@ -2770,6 +2812,12 @@
     <w:abstractNumId w:val="991"/>
   </w:num>
   <w:num w:numId="1022">
+    <w:abstractNumId w:val="991"/>
+  </w:num>
+  <w:num w:numId="1023">
+    <w:abstractNumId w:val="991"/>
+  </w:num>
+  <w:num w:numId="1024">
     <w:abstractNumId w:val="991"/>
   </w:num>
 </w:numbering>

--- a/GovTech/singapore-elections-live-map.docx
+++ b/GovTech/singapore-elections-live-map.docx
@@ -2449,7 +2449,19 @@
         <w:pStyle w:val="Compact"/>
       </w:pPr>
       <w:r>
-        <w:t xml:space="preserve">TA1 ⭐ Audio Direction &amp; Plan — restrained civic cue set (result update, constituency called, alert)</w:t>
+        <w:t xml:space="preserve">TA1 ⭐ Overall Audio Experience — initial BGM/SFX from the week-5 needs list present and working in the prototype, suitable and correctly triggered for this project.</w:t>
+      </w:r>
+    </w:p>
+    <w:p>
+      <w:pPr>
+        <w:numPr>
+          <w:ilvl w:val="1"/>
+          <w:numId w:val="1023"/>
+        </w:numPr>
+        <w:pStyle w:val="Compact"/>
+      </w:pPr>
+      <w:r>
+        <w:t xml:space="preserve">TA2 ⭐ Audio Engine Functionality — data-driven audio pipeline (add or replace audio without recompiling) and reliable multi-channel playback.</w:t>
       </w:r>
     </w:p>
     <w:p>
@@ -2476,7 +2488,19 @@
         <w:pStyle w:val="Compact"/>
       </w:pPr>
       <w:r>
-        <w:t xml:space="preserve">TA1 ⭐ Audio Integration &amp; Quality — GovTech floor: no BGM; ≥5 cues (result update, constituency called, alert, error, success), every cue paired with a visual equivalent</w:t>
+        <w:t xml:space="preserve">TA1 ⭐ Overall Audio Experience — GovTech floor: no BGM; ≥5 cues (result update, constituency called, alert, error, success), every cue paired with a visual equivalent</w:t>
+      </w:r>
+    </w:p>
+    <w:p>
+      <w:pPr>
+        <w:numPr>
+          <w:ilvl w:val="1"/>
+          <w:numId w:val="1024"/>
+        </w:numPr>
+        <w:pStyle w:val="Compact"/>
+      </w:pPr>
+      <w:r>
+        <w:t xml:space="preserve">TA2 ⭐ Audio Engine Functionality — audio properties de/serialised and the full playback functionality the build needs (multi-channel; advanced where the project calls for it).</w:t>
       </w:r>
     </w:p>
     <w:p>

--- a/GovTech/singapore-elections-live-map.docx
+++ b/GovTech/singapore-elections-live-map.docx
@@ -2248,7 +2248,7 @@
         <w:pStyle w:val="Compact"/>
       </w:pPr>
       <w:r>
-        <w:t xml:space="preserve">D2 Prototype — map → constituency drill-down → live update loop, both roles clickable</w:t>
+        <w:t xml:space="preserve">D2 Prototype — map → constituency drill-down → live update loop, both roles clickable · prototype in Figma</w:t>
       </w:r>
     </w:p>
     <w:p>
